--- a/stijl/uitleg.docx
+++ b/stijl/uitleg.docx
@@ -29,7 +29,7 @@
                     <pic:cNvPicPr/>
                   </pic:nvPicPr>
                   <pic:blipFill>
-                    <a:blip r:embed="rId5" cstate="print">
+                    <a:blip r:embed="rId7" cstate="print">
                       <a:extLst>
                         <a:ext uri="{28A0092B-C50C-407E-A947-70E740481C1C}">
                           <a14:useLocalDpi xmlns:a14="http://schemas.microsoft.com/office/drawing/2010/main" val="0"/>
@@ -105,7 +105,7 @@
         </w:rPr>
         <w:t xml:space="preserve">Ga naar de website </w:t>
       </w:r>
-      <w:hyperlink r:id="rId6" w:history="1">
+      <w:hyperlink r:id="rId8" w:history="1">
         <w:r>
           <w:rPr>
             <w:rStyle w:val="Hyperlink"/>
@@ -228,126 +228,116 @@
           <w:numId w:val="1"/>
         </w:numPr>
         <w:rPr>
+          <w:lang w:val="nl-NL"/>
+        </w:rPr>
+      </w:pPr>
+      <w:r>
+        <w:rPr>
           <w:sz w:val="32"/>
           <w:szCs w:val="32"/>
           <w:lang w:val="nl-NL"/>
         </w:rPr>
-      </w:pPr>
+        <w:t xml:space="preserve">Scan </w:t>
+      </w:r>
       <w:r>
         <w:rPr>
           <w:sz w:val="32"/>
           <w:szCs w:val="32"/>
           <w:lang w:val="nl-NL"/>
         </w:rPr>
-        <w:t>Scan een step QR-code in dit voorbeeld document van braillemethode op de volgende bladzijde</w:t>
+        <w:t>de onderstaande</w:t>
       </w:r>
-    </w:p>
-    <w:p>
-      <w:pPr>
-        <w:rPr>
-          <w:lang w:val="nl-NL"/>
-        </w:rPr>
-      </w:pPr>
-    </w:p>
-    <w:p>
-      <w:pPr>
-        <w:rPr>
-          <w:lang w:val="nl-NL"/>
-        </w:rPr>
-      </w:pPr>
-    </w:p>
-    <w:p>
-      <w:pPr>
-        <w:rPr>
-          <w:lang w:val="nl-NL"/>
-        </w:rPr>
-      </w:pPr>
-    </w:p>
-    <w:p>
-      <w:pPr>
-        <w:rPr>
-          <w:lang w:val="nl-NL"/>
-        </w:rPr>
-      </w:pPr>
-    </w:p>
-    <w:p>
-      <w:pPr>
-        <w:rPr>
-          <w:lang w:val="nl-NL"/>
-        </w:rPr>
-      </w:pPr>
-    </w:p>
-    <w:p>
-      <w:pPr>
-        <w:rPr>
-          <w:lang w:val="nl-NL"/>
-        </w:rPr>
-      </w:pPr>
-    </w:p>
-    <w:p>
-      <w:pPr>
-        <w:rPr>
-          <w:lang w:val="nl-NL"/>
-        </w:rPr>
-      </w:pPr>
       <w:r>
         <w:rPr>
+          <w:sz w:val="32"/>
+          <w:szCs w:val="32"/>
+          <w:lang w:val="nl-NL"/>
+        </w:rPr>
+        <w:t xml:space="preserve"> QR-code</w:t>
+      </w:r>
+      <w:r>
+        <w:rPr>
+          <w:sz w:val="32"/>
+          <w:szCs w:val="32"/>
+          <w:lang w:val="nl-NL"/>
+        </w:rPr>
+        <w:t>, dit is een braille-step</w:t>
+      </w:r>
+    </w:p>
+    <w:p>
+      <w:pPr>
+        <w:rPr>
+          <w:lang w:val="nl-NL"/>
+        </w:rPr>
+      </w:pPr>
+    </w:p>
+    <w:p>
+      <w:pPr>
+        <w:rPr>
+          <w:lang w:val="nl-NL"/>
+        </w:rPr>
+      </w:pPr>
+    </w:p>
+    <w:p>
+      <w:pPr>
+        <w:rPr>
+          <w:lang w:val="nl-NL"/>
+        </w:rPr>
+      </w:pPr>
+    </w:p>
+    <w:p>
+      <w:pPr>
+        <w:rPr>
+          <w:lang w:val="nl-NL"/>
+        </w:rPr>
+      </w:pPr>
+    </w:p>
+    <w:p>
+      <w:pPr>
+        <w:rPr>
+          <w:lang w:val="nl-NL"/>
+        </w:rPr>
+      </w:pPr>
+    </w:p>
+    <w:p>
+      <w:pPr>
+        <w:rPr>
+          <w:lang w:val="nl-NL"/>
+        </w:rPr>
+      </w:pPr>
+    </w:p>
+    <w:p>
+      <w:pPr>
+        <w:rPr>
+          <w:lang w:val="nl-NL"/>
+        </w:rPr>
+      </w:pPr>
+      <w:r>
+        <w:rPr>
           <w:noProof/>
           <w:lang w:val="nl-NL"/>
         </w:rPr>
         <w:drawing>
-          <wp:anchor distT="0" distB="0" distL="114300" distR="114300" simplePos="0" relativeHeight="251658240" behindDoc="0" locked="0" layoutInCell="1" allowOverlap="1" wp14:anchorId="137DD6E2" wp14:editId="507059C9">
+          <wp:anchor distT="0" distB="0" distL="114300" distR="114300" simplePos="0" relativeHeight="251659264" behindDoc="0" locked="0" layoutInCell="1" allowOverlap="1" wp14:anchorId="6A728185" wp14:editId="29E533E9">
             <wp:simplePos x="0" y="0"/>
             <wp:positionH relativeFrom="column">
-              <wp:posOffset>1763799</wp:posOffset>
+              <wp:posOffset>2235142</wp:posOffset>
             </wp:positionH>
             <wp:positionV relativeFrom="paragraph">
-              <wp:posOffset>323620</wp:posOffset>
+              <wp:posOffset>368820</wp:posOffset>
             </wp:positionV>
-            <wp:extent cx="1652905" cy="2576830"/>
-            <wp:effectExtent l="0" t="0" r="0" b="1270"/>
+            <wp:extent cx="1496060" cy="1798955"/>
+            <wp:effectExtent l="0" t="0" r="2540" b="4445"/>
             <wp:wrapThrough wrapText="bothSides">
               <wp:wrapPolygon edited="0">
-                <wp:start x="2158" y="0"/>
-                <wp:lineTo x="0" y="958"/>
-                <wp:lineTo x="0" y="4045"/>
-                <wp:lineTo x="1660" y="5110"/>
-                <wp:lineTo x="1660" y="5216"/>
-                <wp:lineTo x="10456" y="6813"/>
-                <wp:lineTo x="2323" y="8410"/>
-                <wp:lineTo x="0" y="9262"/>
-                <wp:lineTo x="0" y="12562"/>
-                <wp:lineTo x="1494" y="13626"/>
-                <wp:lineTo x="1494" y="13733"/>
-                <wp:lineTo x="10290" y="15330"/>
-                <wp:lineTo x="498" y="16714"/>
-                <wp:lineTo x="332" y="17459"/>
-                <wp:lineTo x="1328" y="18736"/>
-                <wp:lineTo x="3817" y="20440"/>
-                <wp:lineTo x="6970" y="21504"/>
-                <wp:lineTo x="7302" y="21504"/>
-                <wp:lineTo x="13775" y="21504"/>
-                <wp:lineTo x="14107" y="21504"/>
-                <wp:lineTo x="17260" y="20546"/>
-                <wp:lineTo x="20413" y="18736"/>
-                <wp:lineTo x="21077" y="17459"/>
-                <wp:lineTo x="21243" y="16820"/>
-                <wp:lineTo x="11119" y="15330"/>
-                <wp:lineTo x="19915" y="13733"/>
-                <wp:lineTo x="19915" y="13626"/>
-                <wp:lineTo x="21409" y="12562"/>
-                <wp:lineTo x="21409" y="9262"/>
-                <wp:lineTo x="19252" y="8517"/>
-                <wp:lineTo x="11119" y="6813"/>
-                <wp:lineTo x="19750" y="5216"/>
-                <wp:lineTo x="19750" y="5110"/>
-                <wp:lineTo x="21409" y="4045"/>
-                <wp:lineTo x="21409" y="958"/>
-                <wp:lineTo x="19252" y="0"/>
-                <wp:lineTo x="2158" y="0"/>
+                <wp:start x="0" y="0"/>
+                <wp:lineTo x="0" y="21501"/>
+                <wp:lineTo x="21453" y="21501"/>
+                <wp:lineTo x="21453" y="0"/>
+                <wp:lineTo x="0" y="0"/>
               </wp:wrapPolygon>
             </wp:wrapThrough>
-            <wp:docPr id="333681570" name="Picture 4"/>
+            <wp:docPr id="807896637" name="Picture 1"/>
             <wp:cNvGraphicFramePr>
               <a:graphicFrameLocks xmlns:a="http://schemas.openxmlformats.org/drawingml/2006/main" noChangeAspect="1"/>
             </wp:cNvGraphicFramePr>
@@ -355,11 +345,11 @@
               <a:graphicData uri="http://schemas.openxmlformats.org/drawingml/2006/picture">
                 <pic:pic xmlns:pic="http://schemas.openxmlformats.org/drawingml/2006/picture">
                   <pic:nvPicPr>
-                    <pic:cNvPr id="333681570" name="Picture 333681570"/>
+                    <pic:cNvPr id="807896637" name="Picture 807896637"/>
                     <pic:cNvPicPr/>
                   </pic:nvPicPr>
                   <pic:blipFill>
-                    <a:blip r:embed="rId7" cstate="print">
+                    <a:blip r:embed="rId9">
                       <a:extLst>
                         <a:ext uri="{28A0092B-C50C-407E-A947-70E740481C1C}">
                           <a14:useLocalDpi xmlns:a14="http://schemas.microsoft.com/office/drawing/2010/main" val="0"/>
@@ -373,7 +363,7 @@
                   <pic:spPr>
                     <a:xfrm>
                       <a:off x="0" y="0"/>
-                      <a:ext cx="1652905" cy="2576830"/>
+                      <a:ext cx="1496060" cy="1798955"/>
                     </a:xfrm>
                     <a:prstGeom prst="rect">
                       <a:avLst/>
@@ -399,6 +389,7 @@
       </w:r>
     </w:p>
     <w:sectPr>
+      <w:footerReference w:type="default" r:id="rId10"/>
       <w:pgSz w:w="11906" w:h="16838"/>
       <w:pgMar w:top="1440" w:right="1440" w:bottom="1440" w:left="1440" w:header="708" w:footer="708" w:gutter="0"/>
       <w:cols w:space="708"/>
@@ -406,6 +397,198 @@
     </w:sectPr>
   </w:body>
 </w:document>
+</file>
+
+<file path=word/endnotes.xml><?xml version="1.0" encoding="utf-8"?>
+<w:endnotes xmlns:wpc="http://schemas.microsoft.com/office/word/2010/wordprocessingCanvas" xmlns:cx="http://schemas.microsoft.com/office/drawing/2014/chartex" xmlns:cx1="http://schemas.microsoft.com/office/drawing/2015/9/8/chartex" xmlns:cx2="http://schemas.microsoft.com/office/drawing/2015/10/21/chartex" xmlns:cx3="http://schemas.microsoft.com/office/drawing/2016/5/9/chartex" xmlns:cx4="http://schemas.microsoft.com/office/drawing/2016/5/10/chartex" xmlns:cx5="http://schemas.microsoft.com/office/drawing/2016/5/11/chartex" xmlns:cx6="http://schemas.microsoft.com/office/drawing/2016/5/12/chartex" xmlns:cx7="http://schemas.microsoft.com/office/drawing/2016/5/13/chartex" xmlns:cx8="http://schemas.microsoft.com/office/drawing/2016/5/14/chartex" xmlns:mc="http://schemas.openxmlformats.org/markup-compatibility/2006" xmlns:aink="http://schemas.microsoft.com/office/drawing/2016/ink" xmlns:am3d="http://schemas.microsoft.com/office/drawing/2017/model3d" xmlns:o="urn:schemas-microsoft-com:office:office" xmlns:oel="http://schemas.microsoft.com/office/2019/extlst" xmlns:r="http://schemas.openxmlformats.org/officeDocument/2006/relationships" xmlns:m="http://schemas.openxmlformats.org/officeDocument/2006/math" xmlns:v="urn:schemas-microsoft-com:vml" xmlns:wp14="http://schemas.microsoft.com/office/word/2010/wordprocessingDrawing" xmlns:wp="http://schemas.openxmlformats.org/drawingml/2006/wordprocessingDrawing" xmlns:w10="urn:schemas-microsoft-com:office:word" xmlns:w="http://schemas.openxmlformats.org/wordprocessingml/2006/main" xmlns:w14="http://schemas.microsoft.com/office/word/2010/wordml" xmlns:w15="http://schemas.microsoft.com/office/word/2012/wordml" xmlns:w16cex="http://schemas.microsoft.com/office/word/2018/wordml/cex" xmlns:w16cid="http://schemas.microsoft.com/office/word/2016/wordml/cid" xmlns:w16="http://schemas.microsoft.com/office/word/2018/wordml" xmlns:w16du="http://schemas.microsoft.com/office/word/2023/wordml/word16du" xmlns:w16sdtdh="http://schemas.microsoft.com/office/word/2020/wordml/sdtdatahash" xmlns:w16sdtfl="http://schemas.microsoft.com/office/word/2024/wordml/sdtformatlock" xmlns:w16se="http://schemas.microsoft.com/office/word/2015/wordml/symex" xmlns:wpg="http://schemas.microsoft.com/office/word/2010/wordprocessingGroup" xmlns:wpi="http://schemas.microsoft.com/office/word/2010/wordprocessingInk" xmlns:wne="http://schemas.microsoft.com/office/word/2006/wordml" xmlns:wps="http://schemas.microsoft.com/office/word/2010/wordprocessingShape" mc:Ignorable="w14 w15 w16se w16cid w16 w16cex w16sdtdh w16sdtfl w16du wp14">
+  <w:endnote w:type="separator" w:id="-1">
+    <w:p>
+      <w:r>
+        <w:separator/>
+      </w:r>
+    </w:p>
+  </w:endnote>
+  <w:endnote w:type="continuationSeparator" w:id="0">
+    <w:p>
+      <w:r>
+        <w:continuationSeparator/>
+      </w:r>
+    </w:p>
+  </w:endnote>
+</w:endnotes>
+</file>
+
+<file path=word/footer1.xml><?xml version="1.0" encoding="utf-8"?>
+<w:ftr xmlns:wpc="http://schemas.microsoft.com/office/word/2010/wordprocessingCanvas" xmlns:cx="http://schemas.microsoft.com/office/drawing/2014/chartex" xmlns:cx1="http://schemas.microsoft.com/office/drawing/2015/9/8/chartex" xmlns:cx2="http://schemas.microsoft.com/office/drawing/2015/10/21/chartex" xmlns:cx3="http://schemas.microsoft.com/office/drawing/2016/5/9/chartex" xmlns:cx4="http://schemas.microsoft.com/office/drawing/2016/5/10/chartex" xmlns:cx5="http://schemas.microsoft.com/office/drawing/2016/5/11/chartex" xmlns:cx6="http://schemas.microsoft.com/office/drawing/2016/5/12/chartex" xmlns:cx7="http://schemas.microsoft.com/office/drawing/2016/5/13/chartex" xmlns:cx8="http://schemas.microsoft.com/office/drawing/2016/5/14/chartex" xmlns:mc="http://schemas.openxmlformats.org/markup-compatibility/2006" xmlns:aink="http://schemas.microsoft.com/office/drawing/2016/ink" xmlns:am3d="http://schemas.microsoft.com/office/drawing/2017/model3d" xmlns:o="urn:schemas-microsoft-com:office:office" xmlns:oel="http://schemas.microsoft.com/office/2019/extlst" xmlns:r="http://schemas.openxmlformats.org/officeDocument/2006/relationships" xmlns:m="http://schemas.openxmlformats.org/officeDocument/2006/math" xmlns:v="urn:schemas-microsoft-com:vml" xmlns:wp14="http://schemas.microsoft.com/office/word/2010/wordprocessingDrawing" xmlns:wp="http://schemas.openxmlformats.org/drawingml/2006/wordprocessingDrawing" xmlns:w10="urn:schemas-microsoft-com:office:word" xmlns:w="http://schemas.openxmlformats.org/wordprocessingml/2006/main" xmlns:w14="http://schemas.microsoft.com/office/word/2010/wordml" xmlns:w15="http://schemas.microsoft.com/office/word/2012/wordml" xmlns:w16cex="http://schemas.microsoft.com/office/word/2018/wordml/cex" xmlns:w16cid="http://schemas.microsoft.com/office/word/2016/wordml/cid" xmlns:w16="http://schemas.microsoft.com/office/word/2018/wordml" xmlns:w16du="http://schemas.microsoft.com/office/word/2023/wordml/word16du" xmlns:w16sdtdh="http://schemas.microsoft.com/office/word/2020/wordml/sdtdatahash" xmlns:w16sdtfl="http://schemas.microsoft.com/office/word/2024/wordml/sdtformatlock" xmlns:w16se="http://schemas.microsoft.com/office/word/2015/wordml/symex" xmlns:wpg="http://schemas.microsoft.com/office/word/2010/wordprocessingGroup" xmlns:wpi="http://schemas.microsoft.com/office/word/2010/wordprocessingInk" xmlns:wne="http://schemas.microsoft.com/office/word/2006/wordml" xmlns:wps="http://schemas.microsoft.com/office/word/2010/wordprocessingShape" mc:Ignorable="w14 w15 w16se w16cid w16 w16cex w16sdtdh w16sdtfl w16du wp14">
+  <w:p>
+    <w:pPr>
+      <w:pStyle w:val="Footer"/>
+    </w:pPr>
+    <w:r>
+      <w:rPr>
+        <w:noProof/>
+        <w:lang w:val="nl-NL"/>
+      </w:rPr>
+      <w:drawing>
+        <wp:anchor distT="0" distB="0" distL="114300" distR="114300" simplePos="0" relativeHeight="251659264" behindDoc="0" locked="0" layoutInCell="1" allowOverlap="1" wp14:anchorId="155F874F" wp14:editId="3ABF82AC">
+          <wp:simplePos x="0" y="0"/>
+          <wp:positionH relativeFrom="column">
+            <wp:posOffset>-489585</wp:posOffset>
+          </wp:positionH>
+          <wp:positionV relativeFrom="paragraph">
+            <wp:posOffset>-35560</wp:posOffset>
+          </wp:positionV>
+          <wp:extent cx="313055" cy="488315"/>
+          <wp:effectExtent l="0" t="0" r="4445" b="0"/>
+          <wp:wrapThrough wrapText="bothSides">
+            <wp:wrapPolygon edited="0">
+              <wp:start x="0" y="0"/>
+              <wp:lineTo x="0" y="18538"/>
+              <wp:lineTo x="3505" y="20785"/>
+              <wp:lineTo x="17525" y="20785"/>
+              <wp:lineTo x="21030" y="18538"/>
+              <wp:lineTo x="21030" y="0"/>
+              <wp:lineTo x="0" y="0"/>
+            </wp:wrapPolygon>
+          </wp:wrapThrough>
+          <wp:docPr id="333681570" name="Picture 4"/>
+          <wp:cNvGraphicFramePr>
+            <a:graphicFrameLocks xmlns:a="http://schemas.openxmlformats.org/drawingml/2006/main" noChangeAspect="1"/>
+          </wp:cNvGraphicFramePr>
+          <a:graphic xmlns:a="http://schemas.openxmlformats.org/drawingml/2006/main">
+            <a:graphicData uri="http://schemas.openxmlformats.org/drawingml/2006/picture">
+              <pic:pic xmlns:pic="http://schemas.openxmlformats.org/drawingml/2006/picture">
+                <pic:nvPicPr>
+                  <pic:cNvPr id="333681570" name="Picture 333681570"/>
+                  <pic:cNvPicPr/>
+                </pic:nvPicPr>
+                <pic:blipFill>
+                  <a:blip r:embed="rId1" cstate="print">
+                    <a:extLst>
+                      <a:ext uri="{28A0092B-C50C-407E-A947-70E740481C1C}">
+                        <a14:useLocalDpi xmlns:a14="http://schemas.microsoft.com/office/drawing/2010/main" val="0"/>
+                      </a:ext>
+                    </a:extLst>
+                  </a:blip>
+                  <a:stretch>
+                    <a:fillRect/>
+                  </a:stretch>
+                </pic:blipFill>
+                <pic:spPr>
+                  <a:xfrm>
+                    <a:off x="0" y="0"/>
+                    <a:ext cx="313055" cy="488315"/>
+                  </a:xfrm>
+                  <a:prstGeom prst="rect">
+                    <a:avLst/>
+                  </a:prstGeom>
+                </pic:spPr>
+              </pic:pic>
+            </a:graphicData>
+          </a:graphic>
+          <wp14:sizeRelH relativeFrom="page">
+            <wp14:pctWidth>0</wp14:pctWidth>
+          </wp14:sizeRelH>
+          <wp14:sizeRelV relativeFrom="page">
+            <wp14:pctHeight>0</wp14:pctHeight>
+          </wp14:sizeRelV>
+        </wp:anchor>
+      </w:drawing>
+    </w:r>
+    <w:r>
+      <w:rPr>
+        <w:noProof/>
+        <w:lang w:val="nl-NL"/>
+      </w:rPr>
+      <w:drawing>
+        <wp:anchor distT="0" distB="0" distL="114300" distR="114300" simplePos="0" relativeHeight="251660288" behindDoc="0" locked="0" layoutInCell="1" allowOverlap="1" wp14:anchorId="4C1E4D26" wp14:editId="4B69DA80">
+          <wp:simplePos x="0" y="0"/>
+          <wp:positionH relativeFrom="column">
+            <wp:posOffset>4562475</wp:posOffset>
+          </wp:positionH>
+          <wp:positionV relativeFrom="paragraph">
+            <wp:posOffset>48895</wp:posOffset>
+          </wp:positionV>
+          <wp:extent cx="1763395" cy="408940"/>
+          <wp:effectExtent l="0" t="0" r="1905" b="0"/>
+          <wp:wrapThrough wrapText="bothSides">
+            <wp:wrapPolygon edited="0">
+              <wp:start x="156" y="0"/>
+              <wp:lineTo x="0" y="671"/>
+              <wp:lineTo x="0" y="19453"/>
+              <wp:lineTo x="156" y="20795"/>
+              <wp:lineTo x="21312" y="20795"/>
+              <wp:lineTo x="21468" y="19453"/>
+              <wp:lineTo x="21468" y="671"/>
+              <wp:lineTo x="21312" y="0"/>
+              <wp:lineTo x="156" y="0"/>
+            </wp:wrapPolygon>
+          </wp:wrapThrough>
+          <wp:docPr id="454438831" name="Picture 2"/>
+          <wp:cNvGraphicFramePr>
+            <a:graphicFrameLocks xmlns:a="http://schemas.openxmlformats.org/drawingml/2006/main" noChangeAspect="1"/>
+          </wp:cNvGraphicFramePr>
+          <a:graphic xmlns:a="http://schemas.openxmlformats.org/drawingml/2006/main">
+            <a:graphicData uri="http://schemas.openxmlformats.org/drawingml/2006/picture">
+              <pic:pic xmlns:pic="http://schemas.openxmlformats.org/drawingml/2006/picture">
+                <pic:nvPicPr>
+                  <pic:cNvPr id="454438831" name="Picture 454438831"/>
+                  <pic:cNvPicPr/>
+                </pic:nvPicPr>
+                <pic:blipFill>
+                  <a:blip r:embed="rId2">
+                    <a:extLst>
+                      <a:ext uri="{28A0092B-C50C-407E-A947-70E740481C1C}">
+                        <a14:useLocalDpi xmlns:a14="http://schemas.microsoft.com/office/drawing/2010/main" val="0"/>
+                      </a:ext>
+                    </a:extLst>
+                  </a:blip>
+                  <a:stretch>
+                    <a:fillRect/>
+                  </a:stretch>
+                </pic:blipFill>
+                <pic:spPr>
+                  <a:xfrm>
+                    <a:off x="0" y="0"/>
+                    <a:ext cx="1763395" cy="408940"/>
+                  </a:xfrm>
+                  <a:prstGeom prst="rect">
+                    <a:avLst/>
+                  </a:prstGeom>
+                </pic:spPr>
+              </pic:pic>
+            </a:graphicData>
+          </a:graphic>
+          <wp14:sizeRelH relativeFrom="page">
+            <wp14:pctWidth>0</wp14:pctWidth>
+          </wp14:sizeRelH>
+          <wp14:sizeRelV relativeFrom="page">
+            <wp14:pctHeight>0</wp14:pctHeight>
+          </wp14:sizeRelV>
+        </wp:anchor>
+      </w:drawing>
+    </w:r>
+  </w:p>
+</w:ftr>
+</file>
+
+<file path=word/footnotes.xml><?xml version="1.0" encoding="utf-8"?>
+<w:footnotes xmlns:wpc="http://schemas.microsoft.com/office/word/2010/wordprocessingCanvas" xmlns:cx="http://schemas.microsoft.com/office/drawing/2014/chartex" xmlns:cx1="http://schemas.microsoft.com/office/drawing/2015/9/8/chartex" xmlns:cx2="http://schemas.microsoft.com/office/drawing/2015/10/21/chartex" xmlns:cx3="http://schemas.microsoft.com/office/drawing/2016/5/9/chartex" xmlns:cx4="http://schemas.microsoft.com/office/drawing/2016/5/10/chartex" xmlns:cx5="http://schemas.microsoft.com/office/drawing/2016/5/11/chartex" xmlns:cx6="http://schemas.microsoft.com/office/drawing/2016/5/12/chartex" xmlns:cx7="http://schemas.microsoft.com/office/drawing/2016/5/13/chartex" xmlns:cx8="http://schemas.microsoft.com/office/drawing/2016/5/14/chartex" xmlns:mc="http://schemas.openxmlformats.org/markup-compatibility/2006" xmlns:aink="http://schemas.microsoft.com/office/drawing/2016/ink" xmlns:am3d="http://schemas.microsoft.com/office/drawing/2017/model3d" xmlns:o="urn:schemas-microsoft-com:office:office" xmlns:oel="http://schemas.microsoft.com/office/2019/extlst" xmlns:r="http://schemas.openxmlformats.org/officeDocument/2006/relationships" xmlns:m="http://schemas.openxmlformats.org/officeDocument/2006/math" xmlns:v="urn:schemas-microsoft-com:vml" xmlns:wp14="http://schemas.microsoft.com/office/word/2010/wordprocessingDrawing" xmlns:wp="http://schemas.openxmlformats.org/drawingml/2006/wordprocessingDrawing" xmlns:w10="urn:schemas-microsoft-com:office:word" xmlns:w="http://schemas.openxmlformats.org/wordprocessingml/2006/main" xmlns:w14="http://schemas.microsoft.com/office/word/2010/wordml" xmlns:w15="http://schemas.microsoft.com/office/word/2012/wordml" xmlns:w16cex="http://schemas.microsoft.com/office/word/2018/wordml/cex" xmlns:w16cid="http://schemas.microsoft.com/office/word/2016/wordml/cid" xmlns:w16="http://schemas.microsoft.com/office/word/2018/wordml" xmlns:w16du="http://schemas.microsoft.com/office/word/2023/wordml/word16du" xmlns:w16sdtdh="http://schemas.microsoft.com/office/word/2020/wordml/sdtdatahash" xmlns:w16sdtfl="http://schemas.microsoft.com/office/word/2024/wordml/sdtformatlock" xmlns:w16se="http://schemas.microsoft.com/office/word/2015/wordml/symex" xmlns:wpg="http://schemas.microsoft.com/office/word/2010/wordprocessingGroup" xmlns:wpi="http://schemas.microsoft.com/office/word/2010/wordprocessingInk" xmlns:wne="http://schemas.microsoft.com/office/word/2006/wordml" xmlns:wps="http://schemas.microsoft.com/office/word/2010/wordprocessingShape" mc:Ignorable="w14 w15 w16se w16cid w16 w16cex w16sdtdh w16sdtfl w16du wp14">
+  <w:footnote w:type="separator" w:id="-1">
+    <w:p>
+      <w:r>
+        <w:separator/>
+      </w:r>
+    </w:p>
+  </w:footnote>
+  <w:footnote w:type="continuationSeparator" w:id="0">
+    <w:p>
+      <w:r>
+        <w:continuationSeparator/>
+      </w:r>
+    </w:p>
+  </w:footnote>
+</w:footnotes>
 </file>
 
 <file path=word/numbering.xml><?xml version="1.0" encoding="utf-8"?>
@@ -1440,6 +1623,48 @@
       <w:shd w:val="clear" w:color="auto" w:fill="E1DFDD"/>
     </w:rPr>
   </w:style>
+  <w:style w:type="paragraph" w:styleId="Header">
+    <w:name w:val="header"/>
+    <w:basedOn w:val="Normal"/>
+    <w:link w:val="HeaderChar"/>
+    <w:uiPriority w:val="99"/>
+    <w:unhideWhenUsed/>
+    <w:rsid w:val="00F1571C"/>
+    <w:pPr>
+      <w:tabs>
+        <w:tab w:val="center" w:pos="4513"/>
+        <w:tab w:val="right" w:pos="9026"/>
+      </w:tabs>
+    </w:pPr>
+  </w:style>
+  <w:style w:type="character" w:customStyle="1" w:styleId="HeaderChar">
+    <w:name w:val="Header Char"/>
+    <w:basedOn w:val="DefaultParagraphFont"/>
+    <w:link w:val="Header"/>
+    <w:uiPriority w:val="99"/>
+    <w:rsid w:val="00F1571C"/>
+  </w:style>
+  <w:style w:type="paragraph" w:styleId="Footer">
+    <w:name w:val="footer"/>
+    <w:basedOn w:val="Normal"/>
+    <w:link w:val="FooterChar"/>
+    <w:uiPriority w:val="99"/>
+    <w:unhideWhenUsed/>
+    <w:rsid w:val="00F1571C"/>
+    <w:pPr>
+      <w:tabs>
+        <w:tab w:val="center" w:pos="4513"/>
+        <w:tab w:val="right" w:pos="9026"/>
+      </w:tabs>
+    </w:pPr>
+  </w:style>
+  <w:style w:type="character" w:customStyle="1" w:styleId="FooterChar">
+    <w:name w:val="Footer Char"/>
+    <w:basedOn w:val="DefaultParagraphFont"/>
+    <w:link w:val="Footer"/>
+    <w:uiPriority w:val="99"/>
+    <w:rsid w:val="00F1571C"/>
+  </w:style>
 </w:styles>
 </file>
 
